--- a/docs/OPTION_PANDA_Scoring_System.docx
+++ b/docs/OPTION_PANDA_Scoring_System.docx
@@ -2454,7 +2454,2708 @@
           <w:color w:val="0B4A7A"/>
           <w:sz w:val="30"/>
         </w:rPr>
-        <w:t>3. GO Decision &amp; Ranking</w:t>
+        <w:t>3. Impact &amp; Efficacy by Rule</w:t>
+      </w:r>
+    </w:p>
+    <w:p>
+      <w:r>
+        <w:t>Per-rule view of how often each scoring element fires, how much it contributes to the total score on average, and the evidence tier behind it. Evidence tiers: STRONG = peer-reviewed factor with replicated edge across decades; MODERATE = named industry methodology, smaller body of independent evidence; HEURISTIC = project-specific curation or expert prior, no peer review.</w:t>
+      </w:r>
+    </w:p>
+    <w:p>
+      <w:r>
+        <w:t>Hit-rate ballparks are empirical estimates from the 2026-04 → 2026-05 retune across the ~2,500-symbol universe. Precise per-rule rates shift with market regime. Expected impact = rule weight × hit rate.</w:t>
+      </w:r>
+    </w:p>
+    <w:tbl>
+      <w:tblPr>
+        <w:tblStyle w:val="LightGrid-Accent1"/>
+        <w:tblW w:type="auto" w:w="0"/>
+        <w:tblLook w:firstColumn="1" w:firstRow="1" w:lastColumn="0" w:lastRow="0" w:noHBand="0" w:noVBand="1" w:val="04A0"/>
+      </w:tblPr>
+      <w:tblGrid>
+        <w:gridCol w:w="1728"/>
+        <w:gridCol w:w="1728"/>
+        <w:gridCol w:w="1728"/>
+        <w:gridCol w:w="1728"/>
+        <w:gridCol w:w="1728"/>
+      </w:tblGrid>
+      <w:tr>
+        <w:tc>
+          <w:tcPr>
+            <w:tcW w:type="dxa" w:w="1872"/>
+            <w:shd w:val="clear" w:color="auto" w:fill="DBE7F3"/>
+          </w:tcPr>
+          <w:p>
+            <w:r/>
+            <w:r>
+              <w:rPr>
+                <w:b/>
+                <w:sz w:val="19"/>
+              </w:rPr>
+              <w:t>Rule</w:t>
+            </w:r>
+          </w:p>
+        </w:tc>
+        <w:tc>
+          <w:tcPr>
+            <w:tcW w:type="dxa" w:w="1008"/>
+            <w:shd w:val="clear" w:color="auto" w:fill="DBE7F3"/>
+          </w:tcPr>
+          <w:p>
+            <w:r/>
+            <w:r>
+              <w:rPr>
+                <w:b/>
+                <w:sz w:val="19"/>
+              </w:rPr>
+              <w:t>Evidence</w:t>
+            </w:r>
+          </w:p>
+        </w:tc>
+        <w:tc>
+          <w:tcPr>
+            <w:tcW w:type="dxa" w:w="1008"/>
+            <w:shd w:val="clear" w:color="auto" w:fill="DBE7F3"/>
+          </w:tcPr>
+          <w:p>
+            <w:r/>
+            <w:r>
+              <w:rPr>
+                <w:b/>
+                <w:sz w:val="19"/>
+              </w:rPr>
+              <w:t>Hit %</w:t>
+            </w:r>
+          </w:p>
+        </w:tc>
+        <w:tc>
+          <w:tcPr>
+            <w:tcW w:type="dxa" w:w="1008"/>
+            <w:shd w:val="clear" w:color="auto" w:fill="DBE7F3"/>
+          </w:tcPr>
+          <w:p>
+            <w:r/>
+            <w:r>
+              <w:rPr>
+                <w:b/>
+                <w:sz w:val="19"/>
+              </w:rPr>
+              <w:t>Avg Impact</w:t>
+            </w:r>
+          </w:p>
+        </w:tc>
+        <w:tc>
+          <w:tcPr>
+            <w:tcW w:type="dxa" w:w="4896"/>
+            <w:shd w:val="clear" w:color="auto" w:fill="DBE7F3"/>
+          </w:tcPr>
+          <w:p>
+            <w:r/>
+            <w:r>
+              <w:rPr>
+                <w:b/>
+                <w:sz w:val="19"/>
+              </w:rPr>
+              <w:t>Source / Efficacy</w:t>
+            </w:r>
+          </w:p>
+        </w:tc>
+      </w:tr>
+      <w:tr>
+        <w:tc>
+          <w:tcPr>
+            <w:tcW w:type="dxa" w:w="1872"/>
+          </w:tcPr>
+          <w:p>
+            <w:r/>
+            <w:r>
+              <w:rPr>
+                <w:sz w:val="18"/>
+              </w:rPr>
+              <w:t>PROVEN ticker</w:t>
+            </w:r>
+          </w:p>
+        </w:tc>
+        <w:tc>
+          <w:tcPr>
+            <w:tcW w:type="dxa" w:w="1008"/>
+          </w:tcPr>
+          <w:p>
+            <w:r/>
+            <w:r>
+              <w:rPr>
+                <w:sz w:val="18"/>
+              </w:rPr>
+              <w:t>HEURISTIC</w:t>
+            </w:r>
+          </w:p>
+        </w:tc>
+        <w:tc>
+          <w:tcPr>
+            <w:tcW w:type="dxa" w:w="1008"/>
+          </w:tcPr>
+          <w:p>
+            <w:r/>
+            <w:r>
+              <w:rPr>
+                <w:sz w:val="18"/>
+              </w:rPr>
+              <w:t>~25–35%</w:t>
+            </w:r>
+          </w:p>
+        </w:tc>
+        <w:tc>
+          <w:tcPr>
+            <w:tcW w:type="dxa" w:w="1008"/>
+          </w:tcPr>
+          <w:p>
+            <w:r/>
+            <w:r>
+              <w:rPr>
+                <w:sz w:val="18"/>
+              </w:rPr>
+              <w:t>+2.0 to +2.8</w:t>
+            </w:r>
+          </w:p>
+        </w:tc>
+        <w:tc>
+          <w:tcPr>
+            <w:tcW w:type="dxa" w:w="4896"/>
+          </w:tcPr>
+          <w:p>
+            <w:r/>
+            <w:r>
+              <w:rPr>
+                <w:sz w:val="18"/>
+              </w:rPr>
+              <w:t>Hand-curated list of names with historically favorable long-call P&amp;L.</w:t>
+              <w:br/>
+              <w:t>Bias-by-design — surfaces names the user has already vetted. Risk: overfit to the curator's past trades. Mitigated by capping the bonus at +8.</w:t>
+            </w:r>
+          </w:p>
+        </w:tc>
+      </w:tr>
+      <w:tr>
+        <w:tc>
+          <w:tcPr>
+            <w:tcW w:type="dxa" w:w="1872"/>
+            <w:shd w:val="clear" w:color="auto" w:fill="F5F8FB"/>
+          </w:tcPr>
+          <w:p>
+            <w:r/>
+            <w:r>
+              <w:rPr>
+                <w:sz w:val="18"/>
+              </w:rPr>
+              <w:t>AVOID ticker</w:t>
+            </w:r>
+          </w:p>
+        </w:tc>
+        <w:tc>
+          <w:tcPr>
+            <w:tcW w:type="dxa" w:w="1008"/>
+            <w:shd w:val="clear" w:color="auto" w:fill="F5F8FB"/>
+          </w:tcPr>
+          <w:p>
+            <w:r/>
+            <w:r>
+              <w:rPr>
+                <w:sz w:val="18"/>
+              </w:rPr>
+              <w:t>HEURISTIC</w:t>
+            </w:r>
+          </w:p>
+        </w:tc>
+        <w:tc>
+          <w:tcPr>
+            <w:tcW w:type="dxa" w:w="1008"/>
+            <w:shd w:val="clear" w:color="auto" w:fill="F5F8FB"/>
+          </w:tcPr>
+          <w:p>
+            <w:r/>
+            <w:r>
+              <w:rPr>
+                <w:sz w:val="18"/>
+              </w:rPr>
+              <w:t>~3–6%</w:t>
+            </w:r>
+          </w:p>
+        </w:tc>
+        <w:tc>
+          <w:tcPr>
+            <w:tcW w:type="dxa" w:w="1008"/>
+            <w:shd w:val="clear" w:color="auto" w:fill="F5F8FB"/>
+          </w:tcPr>
+          <w:p>
+            <w:r/>
+            <w:r>
+              <w:rPr>
+                <w:sz w:val="18"/>
+              </w:rPr>
+              <w:t>−0.5 to −0.9</w:t>
+            </w:r>
+          </w:p>
+        </w:tc>
+        <w:tc>
+          <w:tcPr>
+            <w:tcW w:type="dxa" w:w="4896"/>
+            <w:shd w:val="clear" w:color="auto" w:fill="F5F8FB"/>
+          </w:tcPr>
+          <w:p>
+            <w:r/>
+            <w:r>
+              <w:rPr>
+                <w:sz w:val="18"/>
+              </w:rPr>
+              <w:t>Hand-curated AVOID list (chronic chop / scams / failed fundamentals).</w:t>
+              <w:br/>
+              <w:t>Hard exclusion — AVOID-flagged tickers are NEVER GO regardless of score. Lower false-positive cost vs. letting a known-bad name appear in the list.</w:t>
+            </w:r>
+          </w:p>
+        </w:tc>
+      </w:tr>
+      <w:tr>
+        <w:tc>
+          <w:tcPr>
+            <w:tcW w:type="dxa" w:w="1872"/>
+          </w:tcPr>
+          <w:p>
+            <w:r/>
+            <w:r>
+              <w:rPr>
+                <w:sz w:val="18"/>
+              </w:rPr>
+              <w:t>RSI 40-70</w:t>
+            </w:r>
+          </w:p>
+        </w:tc>
+        <w:tc>
+          <w:tcPr>
+            <w:tcW w:type="dxa" w:w="1008"/>
+          </w:tcPr>
+          <w:p>
+            <w:r/>
+            <w:r>
+              <w:rPr>
+                <w:sz w:val="18"/>
+              </w:rPr>
+              <w:t>MODERATE</w:t>
+            </w:r>
+          </w:p>
+        </w:tc>
+        <w:tc>
+          <w:tcPr>
+            <w:tcW w:type="dxa" w:w="1008"/>
+          </w:tcPr>
+          <w:p>
+            <w:r/>
+            <w:r>
+              <w:rPr>
+                <w:sz w:val="18"/>
+              </w:rPr>
+              <w:t>~45–55%</w:t>
+            </w:r>
+          </w:p>
+        </w:tc>
+        <w:tc>
+          <w:tcPr>
+            <w:tcW w:type="dxa" w:w="1008"/>
+          </w:tcPr>
+          <w:p>
+            <w:r/>
+            <w:r>
+              <w:rPr>
+                <w:sz w:val="18"/>
+              </w:rPr>
+              <w:t>+2.7 to +3.3</w:t>
+            </w:r>
+          </w:p>
+        </w:tc>
+        <w:tc>
+          <w:tcPr>
+            <w:tcW w:type="dxa" w:w="4896"/>
+          </w:tcPr>
+          <w:p>
+            <w:r/>
+            <w:r>
+              <w:rPr>
+                <w:sz w:val="18"/>
+              </w:rPr>
+              <w:t>Wilder 1978; permissive momentum band, not oversold not extreme.</w:t>
+              <w:br/>
+              <w:t>Broadly-fires baseline filter. IC alone is low; serves as a regime gate so subsequent stricter rules see a sane subset.</w:t>
+            </w:r>
+          </w:p>
+        </w:tc>
+      </w:tr>
+      <w:tr>
+        <w:tc>
+          <w:tcPr>
+            <w:tcW w:type="dxa" w:w="1872"/>
+            <w:shd w:val="clear" w:color="auto" w:fill="F5F8FB"/>
+          </w:tcPr>
+          <w:p>
+            <w:r/>
+            <w:r>
+              <w:rPr>
+                <w:sz w:val="18"/>
+              </w:rPr>
+              <w:t>RSI 50-65 (Cardwell)</w:t>
+            </w:r>
+          </w:p>
+        </w:tc>
+        <w:tc>
+          <w:tcPr>
+            <w:tcW w:type="dxa" w:w="1008"/>
+            <w:shd w:val="clear" w:color="auto" w:fill="F5F8FB"/>
+          </w:tcPr>
+          <w:p>
+            <w:r/>
+            <w:r>
+              <w:rPr>
+                <w:sz w:val="18"/>
+              </w:rPr>
+              <w:t>MODERATE</w:t>
+            </w:r>
+          </w:p>
+        </w:tc>
+        <w:tc>
+          <w:tcPr>
+            <w:tcW w:type="dxa" w:w="1008"/>
+            <w:shd w:val="clear" w:color="auto" w:fill="F5F8FB"/>
+          </w:tcPr>
+          <w:p>
+            <w:r/>
+            <w:r>
+              <w:rPr>
+                <w:sz w:val="18"/>
+              </w:rPr>
+              <w:t>~20–28%</w:t>
+            </w:r>
+          </w:p>
+        </w:tc>
+        <w:tc>
+          <w:tcPr>
+            <w:tcW w:type="dxa" w:w="1008"/>
+            <w:shd w:val="clear" w:color="auto" w:fill="F5F8FB"/>
+          </w:tcPr>
+          <w:p>
+            <w:r/>
+            <w:r>
+              <w:rPr>
+                <w:sz w:val="18"/>
+              </w:rPr>
+              <w:t>+1.2 to +1.7</w:t>
+            </w:r>
+          </w:p>
+        </w:tc>
+        <w:tc>
+          <w:tcPr>
+            <w:tcW w:type="dxa" w:w="4896"/>
+            <w:shd w:val="clear" w:color="auto" w:fill="F5F8FB"/>
+          </w:tcPr>
+          <w:p>
+            <w:r/>
+            <w:r>
+              <w:rPr>
+                <w:sz w:val="18"/>
+              </w:rPr>
+              <w:t>Andrew Cardwell 'Trading with Range Shift' (1980s) — bullish-regime band.</w:t>
+              <w:br/>
+              <w:t>Adds a tight-zone bonus on top of RSI 40-70. Cardwell's range-shift framework has shown a small but persistent edge in technical literature; best when combined with trend filters (which it is, here).</w:t>
+            </w:r>
+          </w:p>
+        </w:tc>
+      </w:tr>
+      <w:tr>
+        <w:tc>
+          <w:tcPr>
+            <w:tcW w:type="dxa" w:w="1872"/>
+          </w:tcPr>
+          <w:p>
+            <w:r/>
+            <w:r>
+              <w:rPr>
+                <w:sz w:val="18"/>
+              </w:rPr>
+              <w:t>MACD Hist +</w:t>
+            </w:r>
+          </w:p>
+        </w:tc>
+        <w:tc>
+          <w:tcPr>
+            <w:tcW w:type="dxa" w:w="1008"/>
+          </w:tcPr>
+          <w:p>
+            <w:r/>
+            <w:r>
+              <w:rPr>
+                <w:sz w:val="18"/>
+              </w:rPr>
+              <w:t>MODERATE</w:t>
+            </w:r>
+          </w:p>
+        </w:tc>
+        <w:tc>
+          <w:tcPr>
+            <w:tcW w:type="dxa" w:w="1008"/>
+          </w:tcPr>
+          <w:p>
+            <w:r/>
+            <w:r>
+              <w:rPr>
+                <w:sz w:val="18"/>
+              </w:rPr>
+              <w:t>~40–55%</w:t>
+            </w:r>
+          </w:p>
+        </w:tc>
+        <w:tc>
+          <w:tcPr>
+            <w:tcW w:type="dxa" w:w="1008"/>
+          </w:tcPr>
+          <w:p>
+            <w:r/>
+            <w:r>
+              <w:rPr>
+                <w:sz w:val="18"/>
+              </w:rPr>
+              <w:t>+2.4 to +3.3</w:t>
+            </w:r>
+          </w:p>
+        </w:tc>
+        <w:tc>
+          <w:tcPr>
+            <w:tcW w:type="dxa" w:w="4896"/>
+          </w:tcPr>
+          <w:p>
+            <w:r/>
+            <w:r>
+              <w:rPr>
+                <w:sz w:val="18"/>
+              </w:rPr>
+              <w:t>Appel 1979; MACD histogram positive = upward momentum acceleration.</w:t>
+              <w:br/>
+              <w:t>Standard momentum confirmation. Used widely in IBD / O'Neil methodology. IC modest standalone, useful as part of a multi-rule composite.</w:t>
+            </w:r>
+          </w:p>
+        </w:tc>
+      </w:tr>
+      <w:tr>
+        <w:tc>
+          <w:tcPr>
+            <w:tcW w:type="dxa" w:w="1872"/>
+            <w:shd w:val="clear" w:color="auto" w:fill="F5F8FB"/>
+          </w:tcPr>
+          <w:p>
+            <w:r/>
+            <w:r>
+              <w:rPr>
+                <w:sz w:val="18"/>
+              </w:rPr>
+              <w:t>ADX &gt; 25</w:t>
+            </w:r>
+          </w:p>
+        </w:tc>
+        <w:tc>
+          <w:tcPr>
+            <w:tcW w:type="dxa" w:w="1008"/>
+            <w:shd w:val="clear" w:color="auto" w:fill="F5F8FB"/>
+          </w:tcPr>
+          <w:p>
+            <w:r/>
+            <w:r>
+              <w:rPr>
+                <w:sz w:val="18"/>
+              </w:rPr>
+              <w:t>MODERATE</w:t>
+            </w:r>
+          </w:p>
+        </w:tc>
+        <w:tc>
+          <w:tcPr>
+            <w:tcW w:type="dxa" w:w="1008"/>
+            <w:shd w:val="clear" w:color="auto" w:fill="F5F8FB"/>
+          </w:tcPr>
+          <w:p>
+            <w:r/>
+            <w:r>
+              <w:rPr>
+                <w:sz w:val="18"/>
+              </w:rPr>
+              <w:t>~25–35%</w:t>
+            </w:r>
+          </w:p>
+        </w:tc>
+        <w:tc>
+          <w:tcPr>
+            <w:tcW w:type="dxa" w:w="1008"/>
+            <w:shd w:val="clear" w:color="auto" w:fill="F5F8FB"/>
+          </w:tcPr>
+          <w:p>
+            <w:r/>
+            <w:r>
+              <w:rPr>
+                <w:sz w:val="18"/>
+              </w:rPr>
+              <w:t>+1.5 to +2.1</w:t>
+            </w:r>
+          </w:p>
+        </w:tc>
+        <w:tc>
+          <w:tcPr>
+            <w:tcW w:type="dxa" w:w="4896"/>
+            <w:shd w:val="clear" w:color="auto" w:fill="F5F8FB"/>
+          </w:tcPr>
+          <w:p>
+            <w:r/>
+            <w:r>
+              <w:rPr>
+                <w:sz w:val="18"/>
+              </w:rPr>
+              <w:t>Wilder 1978 — confirmed trend strength threshold.</w:t>
+              <w:br/>
+              <w:t>The Wilder threshold for 'trending' vs. 'choppy'. Filters out range-bound names where trend rules don't apply.</w:t>
+            </w:r>
+          </w:p>
+        </w:tc>
+      </w:tr>
+      <w:tr>
+        <w:tc>
+          <w:tcPr>
+            <w:tcW w:type="dxa" w:w="1872"/>
+          </w:tcPr>
+          <w:p>
+            <w:r/>
+            <w:r>
+              <w:rPr>
+                <w:sz w:val="18"/>
+              </w:rPr>
+              <w:t>ADX 15-25 + DI+&gt;DI-</w:t>
+            </w:r>
+          </w:p>
+        </w:tc>
+        <w:tc>
+          <w:tcPr>
+            <w:tcW w:type="dxa" w:w="1008"/>
+          </w:tcPr>
+          <w:p>
+            <w:r/>
+            <w:r>
+              <w:rPr>
+                <w:sz w:val="18"/>
+              </w:rPr>
+              <w:t>MODERATE</w:t>
+            </w:r>
+          </w:p>
+        </w:tc>
+        <w:tc>
+          <w:tcPr>
+            <w:tcW w:type="dxa" w:w="1008"/>
+          </w:tcPr>
+          <w:p>
+            <w:r/>
+            <w:r>
+              <w:rPr>
+                <w:sz w:val="18"/>
+              </w:rPr>
+              <w:t>~10–18%</w:t>
+            </w:r>
+          </w:p>
+        </w:tc>
+        <w:tc>
+          <w:tcPr>
+            <w:tcW w:type="dxa" w:w="1008"/>
+          </w:tcPr>
+          <w:p>
+            <w:r/>
+            <w:r>
+              <w:rPr>
+                <w:sz w:val="18"/>
+              </w:rPr>
+              <w:t>+0.6 to +1.1</w:t>
+            </w:r>
+          </w:p>
+        </w:tc>
+        <w:tc>
+          <w:tcPr>
+            <w:tcW w:type="dxa" w:w="4896"/>
+          </w:tcPr>
+          <w:p>
+            <w:r/>
+            <w:r>
+              <w:rPr>
+                <w:sz w:val="18"/>
+              </w:rPr>
+              <w:t>Wilder 1978 — emerging-trend variant of ADX rule.</w:t>
+              <w:br/>
+              <w:t>Bonus for catching trends BEFORE they're confirmed. Higher false-positive rate than ADX &gt; 25, so weighted equally (+6) and gated by DI+ leading.</w:t>
+            </w:r>
+          </w:p>
+        </w:tc>
+      </w:tr>
+      <w:tr>
+        <w:tc>
+          <w:tcPr>
+            <w:tcW w:type="dxa" w:w="1872"/>
+            <w:shd w:val="clear" w:color="auto" w:fill="F5F8FB"/>
+          </w:tcPr>
+          <w:p>
+            <w:r/>
+            <w:r>
+              <w:rPr>
+                <w:sz w:val="18"/>
+              </w:rPr>
+              <w:t>EMA20 &gt; EMA50</w:t>
+            </w:r>
+          </w:p>
+        </w:tc>
+        <w:tc>
+          <w:tcPr>
+            <w:tcW w:type="dxa" w:w="1008"/>
+            <w:shd w:val="clear" w:color="auto" w:fill="F5F8FB"/>
+          </w:tcPr>
+          <w:p>
+            <w:r/>
+            <w:r>
+              <w:rPr>
+                <w:sz w:val="18"/>
+              </w:rPr>
+              <w:t>MODERATE</w:t>
+            </w:r>
+          </w:p>
+        </w:tc>
+        <w:tc>
+          <w:tcPr>
+            <w:tcW w:type="dxa" w:w="1008"/>
+            <w:shd w:val="clear" w:color="auto" w:fill="F5F8FB"/>
+          </w:tcPr>
+          <w:p>
+            <w:r/>
+            <w:r>
+              <w:rPr>
+                <w:sz w:val="18"/>
+              </w:rPr>
+              <w:t>~45–55%</w:t>
+            </w:r>
+          </w:p>
+        </w:tc>
+        <w:tc>
+          <w:tcPr>
+            <w:tcW w:type="dxa" w:w="1008"/>
+            <w:shd w:val="clear" w:color="auto" w:fill="F5F8FB"/>
+          </w:tcPr>
+          <w:p>
+            <w:r/>
+            <w:r>
+              <w:rPr>
+                <w:sz w:val="18"/>
+              </w:rPr>
+              <w:t>+4.5 to +5.5</w:t>
+            </w:r>
+          </w:p>
+        </w:tc>
+        <w:tc>
+          <w:tcPr>
+            <w:tcW w:type="dxa" w:w="4896"/>
+            <w:shd w:val="clear" w:color="auto" w:fill="F5F8FB"/>
+          </w:tcPr>
+          <w:p>
+            <w:r/>
+            <w:r>
+              <w:rPr>
+                <w:sz w:val="18"/>
+              </w:rPr>
+              <w:t>Classic moving-average crossover (multiple sources).</w:t>
+              <w:br/>
+              <w:t>Short-term trend confirmation. Decent stand-alone IC because it captures intermediate trend; +10 weight reflects its relative importance vs. RSI.</w:t>
+            </w:r>
+          </w:p>
+        </w:tc>
+      </w:tr>
+      <w:tr>
+        <w:tc>
+          <w:tcPr>
+            <w:tcW w:type="dxa" w:w="1872"/>
+          </w:tcPr>
+          <w:p>
+            <w:r/>
+            <w:r>
+              <w:rPr>
+                <w:sz w:val="18"/>
+              </w:rPr>
+              <w:t>TF Aligned 2/3</w:t>
+            </w:r>
+          </w:p>
+        </w:tc>
+        <w:tc>
+          <w:tcPr>
+            <w:tcW w:type="dxa" w:w="1008"/>
+          </w:tcPr>
+          <w:p>
+            <w:r/>
+            <w:r>
+              <w:rPr>
+                <w:sz w:val="18"/>
+              </w:rPr>
+              <w:t>HEURISTIC</w:t>
+            </w:r>
+          </w:p>
+        </w:tc>
+        <w:tc>
+          <w:tcPr>
+            <w:tcW w:type="dxa" w:w="1008"/>
+          </w:tcPr>
+          <w:p>
+            <w:r/>
+            <w:r>
+              <w:rPr>
+                <w:sz w:val="18"/>
+              </w:rPr>
+              <w:t>~35–55%</w:t>
+            </w:r>
+          </w:p>
+        </w:tc>
+        <w:tc>
+          <w:tcPr>
+            <w:tcW w:type="dxa" w:w="1008"/>
+          </w:tcPr>
+          <w:p>
+            <w:r/>
+            <w:r>
+              <w:rPr>
+                <w:sz w:val="18"/>
+              </w:rPr>
+              <w:t>+4.2 to +6.6</w:t>
+            </w:r>
+          </w:p>
+        </w:tc>
+        <w:tc>
+          <w:tcPr>
+            <w:tcW w:type="dxa" w:w="4896"/>
+          </w:tcPr>
+          <w:p>
+            <w:r/>
+            <w:r>
+              <w:rPr>
+                <w:sz w:val="18"/>
+              </w:rPr>
+              <w:t>Project-specific: multi-timeframe alignment (daily / hourly / 15-min).</w:t>
+              <w:br/>
+              <w:t>No direct academic citation for this exact combination; based on common trader practice of multi-timeframe confluence. +12 weight assumes 2/3 alignment is meaningfully more selective than 1/3.</w:t>
+            </w:r>
+          </w:p>
+        </w:tc>
+      </w:tr>
+      <w:tr>
+        <w:tc>
+          <w:tcPr>
+            <w:tcW w:type="dxa" w:w="1872"/>
+            <w:shd w:val="clear" w:color="auto" w:fill="F5F8FB"/>
+          </w:tcPr>
+          <w:p>
+            <w:r/>
+            <w:r>
+              <w:rPr>
+                <w:sz w:val="18"/>
+              </w:rPr>
+              <w:t>Sector PF &gt; 2</w:t>
+            </w:r>
+          </w:p>
+        </w:tc>
+        <w:tc>
+          <w:tcPr>
+            <w:tcW w:type="dxa" w:w="1008"/>
+            <w:shd w:val="clear" w:color="auto" w:fill="F5F8FB"/>
+          </w:tcPr>
+          <w:p>
+            <w:r/>
+            <w:r>
+              <w:rPr>
+                <w:sz w:val="18"/>
+              </w:rPr>
+              <w:t>HEURISTIC</w:t>
+            </w:r>
+          </w:p>
+        </w:tc>
+        <w:tc>
+          <w:tcPr>
+            <w:tcW w:type="dxa" w:w="1008"/>
+            <w:shd w:val="clear" w:color="auto" w:fill="F5F8FB"/>
+          </w:tcPr>
+          <w:p>
+            <w:r/>
+            <w:r>
+              <w:rPr>
+                <w:sz w:val="18"/>
+              </w:rPr>
+              <w:t>~25–35%</w:t>
+            </w:r>
+          </w:p>
+        </w:tc>
+        <w:tc>
+          <w:tcPr>
+            <w:tcW w:type="dxa" w:w="1008"/>
+            <w:shd w:val="clear" w:color="auto" w:fill="F5F8FB"/>
+          </w:tcPr>
+          <w:p>
+            <w:r/>
+            <w:r>
+              <w:rPr>
+                <w:sz w:val="18"/>
+              </w:rPr>
+              <w:t>+1.3 to +1.8</w:t>
+            </w:r>
+          </w:p>
+        </w:tc>
+        <w:tc>
+          <w:tcPr>
+            <w:tcW w:type="dxa" w:w="4896"/>
+            <w:shd w:val="clear" w:color="auto" w:fill="F5F8FB"/>
+          </w:tcPr>
+          <w:p>
+            <w:r/>
+            <w:r>
+              <w:rPr>
+                <w:sz w:val="18"/>
+              </w:rPr>
+              <w:t>SECTOR_PF lookup table built from prior long-call backtest.</w:t>
+              <w:br/>
+              <w:t>Light bias toward sectors where long calls historically worked. Capped at +5 because backtest n is small; treat as a soft prior.</w:t>
+            </w:r>
+          </w:p>
+        </w:tc>
+      </w:tr>
+      <w:tr>
+        <w:tc>
+          <w:tcPr>
+            <w:tcW w:type="dxa" w:w="1872"/>
+          </w:tcPr>
+          <w:p>
+            <w:r/>
+            <w:r>
+              <w:rPr>
+                <w:sz w:val="18"/>
+              </w:rPr>
+              <w:t>52Wk Hi Prox &lt;15%</w:t>
+            </w:r>
+          </w:p>
+        </w:tc>
+        <w:tc>
+          <w:tcPr>
+            <w:tcW w:type="dxa" w:w="1008"/>
+          </w:tcPr>
+          <w:p>
+            <w:r/>
+            <w:r>
+              <w:rPr>
+                <w:sz w:val="18"/>
+              </w:rPr>
+              <w:t>STRONG</w:t>
+            </w:r>
+          </w:p>
+        </w:tc>
+        <w:tc>
+          <w:tcPr>
+            <w:tcW w:type="dxa" w:w="1008"/>
+          </w:tcPr>
+          <w:p>
+            <w:r/>
+            <w:r>
+              <w:rPr>
+                <w:sz w:val="18"/>
+              </w:rPr>
+              <w:t>~20–35%</w:t>
+            </w:r>
+          </w:p>
+        </w:tc>
+        <w:tc>
+          <w:tcPr>
+            <w:tcW w:type="dxa" w:w="1008"/>
+          </w:tcPr>
+          <w:p>
+            <w:r/>
+            <w:r>
+              <w:rPr>
+                <w:sz w:val="18"/>
+              </w:rPr>
+              <w:t>+1.6 to +2.8</w:t>
+            </w:r>
+          </w:p>
+        </w:tc>
+        <w:tc>
+          <w:tcPr>
+            <w:tcW w:type="dxa" w:w="4896"/>
+          </w:tcPr>
+          <w:p>
+            <w:r/>
+            <w:r>
+              <w:rPr>
+                <w:sz w:val="18"/>
+              </w:rPr>
+              <w:t>George &amp; Hwang Journal of Finance 2004 — '52-Week High and Momentum Investing'.</w:t>
+              <w:br/>
+              <w:t>Replicated factor across markets and decades. Near-52-wk-hi names show consistent forward outperformance; effect concentrates within 5% of high (see G-H bonus rule below).</w:t>
+            </w:r>
+          </w:p>
+        </w:tc>
+      </w:tr>
+      <w:tr>
+        <w:tc>
+          <w:tcPr>
+            <w:tcW w:type="dxa" w:w="1872"/>
+            <w:shd w:val="clear" w:color="auto" w:fill="F5F8FB"/>
+          </w:tcPr>
+          <w:p>
+            <w:r/>
+            <w:r>
+              <w:rPr>
+                <w:sz w:val="18"/>
+              </w:rPr>
+              <w:t>52Wk Hi Prox &lt;5% (G-H)</w:t>
+            </w:r>
+          </w:p>
+        </w:tc>
+        <w:tc>
+          <w:tcPr>
+            <w:tcW w:type="dxa" w:w="1008"/>
+            <w:shd w:val="clear" w:color="auto" w:fill="F5F8FB"/>
+          </w:tcPr>
+          <w:p>
+            <w:r/>
+            <w:r>
+              <w:rPr>
+                <w:sz w:val="18"/>
+              </w:rPr>
+              <w:t>STRONG</w:t>
+            </w:r>
+          </w:p>
+        </w:tc>
+        <w:tc>
+          <w:tcPr>
+            <w:tcW w:type="dxa" w:w="1008"/>
+            <w:shd w:val="clear" w:color="auto" w:fill="F5F8FB"/>
+          </w:tcPr>
+          <w:p>
+            <w:r/>
+            <w:r>
+              <w:rPr>
+                <w:sz w:val="18"/>
+              </w:rPr>
+              <w:t>~6–12%</w:t>
+            </w:r>
+          </w:p>
+        </w:tc>
+        <w:tc>
+          <w:tcPr>
+            <w:tcW w:type="dxa" w:w="1008"/>
+            <w:shd w:val="clear" w:color="auto" w:fill="F5F8FB"/>
+          </w:tcPr>
+          <w:p>
+            <w:r/>
+            <w:r>
+              <w:rPr>
+                <w:sz w:val="18"/>
+              </w:rPr>
+              <w:t>+0.4 to +0.7</w:t>
+            </w:r>
+          </w:p>
+        </w:tc>
+        <w:tc>
+          <w:tcPr>
+            <w:tcW w:type="dxa" w:w="4896"/>
+            <w:shd w:val="clear" w:color="auto" w:fill="F5F8FB"/>
+          </w:tcPr>
+          <w:p>
+            <w:r/>
+            <w:r>
+              <w:rPr>
+                <w:sz w:val="18"/>
+              </w:rPr>
+              <w:t>George &amp; Hwang 2004 — tight-zone bonus where the effect is strongest.</w:t>
+              <w:br/>
+              <w:t>Strong evidence the closer you are to the 52-wk high, the higher the forward return — paradoxically, NOT mean-reversion. Bonus weighted +6 to layer on top of the +8 wider band.</w:t>
+            </w:r>
+          </w:p>
+        </w:tc>
+      </w:tr>
+      <w:tr>
+        <w:tc>
+          <w:tcPr>
+            <w:tcW w:type="dxa" w:w="1872"/>
+          </w:tcPr>
+          <w:p>
+            <w:r/>
+            <w:r>
+              <w:rPr>
+                <w:sz w:val="18"/>
+              </w:rPr>
+              <w:t>RS &gt; SPY (21d)</w:t>
+            </w:r>
+          </w:p>
+        </w:tc>
+        <w:tc>
+          <w:tcPr>
+            <w:tcW w:type="dxa" w:w="1008"/>
+          </w:tcPr>
+          <w:p>
+            <w:r/>
+            <w:r>
+              <w:rPr>
+                <w:sz w:val="18"/>
+              </w:rPr>
+              <w:t>STRONG</w:t>
+            </w:r>
+          </w:p>
+        </w:tc>
+        <w:tc>
+          <w:tcPr>
+            <w:tcW w:type="dxa" w:w="1008"/>
+          </w:tcPr>
+          <w:p>
+            <w:r/>
+            <w:r>
+              <w:rPr>
+                <w:sz w:val="18"/>
+              </w:rPr>
+              <w:t>~45–55%</w:t>
+            </w:r>
+          </w:p>
+        </w:tc>
+        <w:tc>
+          <w:tcPr>
+            <w:tcW w:type="dxa" w:w="1008"/>
+          </w:tcPr>
+          <w:p>
+            <w:r/>
+            <w:r>
+              <w:rPr>
+                <w:sz w:val="18"/>
+              </w:rPr>
+              <w:t>+4.5 to +5.5</w:t>
+            </w:r>
+          </w:p>
+        </w:tc>
+        <w:tc>
+          <w:tcPr>
+            <w:tcW w:type="dxa" w:w="4896"/>
+          </w:tcPr>
+          <w:p>
+            <w:r/>
+            <w:r>
+              <w:rPr>
+                <w:sz w:val="18"/>
+              </w:rPr>
+              <w:t>Jegadeesh-Titman 1993 / Carhart 1997 — relative-strength factor.</w:t>
+              <w:br/>
+              <w:t>21-day chosen over 5-day per Lehmann 1990 short-term reversal evidence (5-day is anti-signal in liquid names). Persistent factor; weighted +10.</w:t>
+            </w:r>
+          </w:p>
+        </w:tc>
+      </w:tr>
+      <w:tr>
+        <w:tc>
+          <w:tcPr>
+            <w:tcW w:type="dxa" w:w="1872"/>
+            <w:shd w:val="clear" w:color="auto" w:fill="F5F8FB"/>
+          </w:tcPr>
+          <w:p>
+            <w:r/>
+            <w:r>
+              <w:rPr>
+                <w:sz w:val="18"/>
+              </w:rPr>
+              <w:t>Price &gt; EMA200</w:t>
+            </w:r>
+          </w:p>
+        </w:tc>
+        <w:tc>
+          <w:tcPr>
+            <w:tcW w:type="dxa" w:w="1008"/>
+            <w:shd w:val="clear" w:color="auto" w:fill="F5F8FB"/>
+          </w:tcPr>
+          <w:p>
+            <w:r/>
+            <w:r>
+              <w:rPr>
+                <w:sz w:val="18"/>
+              </w:rPr>
+              <w:t>STRONG</w:t>
+            </w:r>
+          </w:p>
+        </w:tc>
+        <w:tc>
+          <w:tcPr>
+            <w:tcW w:type="dxa" w:w="1008"/>
+            <w:shd w:val="clear" w:color="auto" w:fill="F5F8FB"/>
+          </w:tcPr>
+          <w:p>
+            <w:r/>
+            <w:r>
+              <w:rPr>
+                <w:sz w:val="18"/>
+              </w:rPr>
+              <w:t>~50–60%</w:t>
+            </w:r>
+          </w:p>
+        </w:tc>
+        <w:tc>
+          <w:tcPr>
+            <w:tcW w:type="dxa" w:w="1008"/>
+            <w:shd w:val="clear" w:color="auto" w:fill="F5F8FB"/>
+          </w:tcPr>
+          <w:p>
+            <w:r/>
+            <w:r>
+              <w:rPr>
+                <w:sz w:val="18"/>
+              </w:rPr>
+              <w:t>+3.0 to +3.6</w:t>
+            </w:r>
+          </w:p>
+        </w:tc>
+        <w:tc>
+          <w:tcPr>
+            <w:tcW w:type="dxa" w:w="4896"/>
+            <w:shd w:val="clear" w:color="auto" w:fill="F5F8FB"/>
+          </w:tcPr>
+          <w:p>
+            <w:r/>
+            <w:r>
+              <w:rPr>
+                <w:sz w:val="18"/>
+              </w:rPr>
+              <w:t>Faber 2007 'A Quantitative Approach to Tactical Asset Allocation'.</w:t>
+              <w:br/>
+              <w:t>Above-200-DMA filter cut max drawdown ~50% in Faber's backtest while preserving most of the upside. Long-trend bias; baseline filter for many professional CTAs.</w:t>
+            </w:r>
+          </w:p>
+        </w:tc>
+      </w:tr>
+      <w:tr>
+        <w:tc>
+          <w:tcPr>
+            <w:tcW w:type="dxa" w:w="1872"/>
+          </w:tcPr>
+          <w:p>
+            <w:r/>
+            <w:r>
+              <w:rPr>
+                <w:sz w:val="18"/>
+              </w:rPr>
+              <w:t>Analyst Revisions ↑</w:t>
+            </w:r>
+          </w:p>
+        </w:tc>
+        <w:tc>
+          <w:tcPr>
+            <w:tcW w:type="dxa" w:w="1008"/>
+          </w:tcPr>
+          <w:p>
+            <w:r/>
+            <w:r>
+              <w:rPr>
+                <w:sz w:val="18"/>
+              </w:rPr>
+              <w:t>STRONG</w:t>
+            </w:r>
+          </w:p>
+        </w:tc>
+        <w:tc>
+          <w:tcPr>
+            <w:tcW w:type="dxa" w:w="1008"/>
+          </w:tcPr>
+          <w:p>
+            <w:r/>
+            <w:r>
+              <w:rPr>
+                <w:sz w:val="18"/>
+              </w:rPr>
+              <w:t>~10–20%</w:t>
+            </w:r>
+          </w:p>
+        </w:tc>
+        <w:tc>
+          <w:tcPr>
+            <w:tcW w:type="dxa" w:w="1008"/>
+          </w:tcPr>
+          <w:p>
+            <w:r/>
+            <w:r>
+              <w:rPr>
+                <w:sz w:val="18"/>
+              </w:rPr>
+              <w:t>+1.2 to +2.4</w:t>
+            </w:r>
+          </w:p>
+        </w:tc>
+        <w:tc>
+          <w:tcPr>
+            <w:tcW w:type="dxa" w:w="4896"/>
+          </w:tcPr>
+          <w:p>
+            <w:r/>
+            <w:r>
+              <w:rPr>
+                <w:sz w:val="18"/>
+              </w:rPr>
+              <w:t>Stickel 1991; Bradshaw 2004 — analyst revisions predict short-term drift.</w:t>
+              <w:br/>
+              <w:t>Upward analyst revisions reliably precede upward price drift over 30–90 days. Bumped +12 → effective higher weight because long-calls bias asymmetry (upside is unbounded; the rule captures bullish-side asymmetry).</w:t>
+            </w:r>
+          </w:p>
+        </w:tc>
+      </w:tr>
+      <w:tr>
+        <w:tc>
+          <w:tcPr>
+            <w:tcW w:type="dxa" w:w="1872"/>
+            <w:shd w:val="clear" w:color="auto" w:fill="F5F8FB"/>
+          </w:tcPr>
+          <w:p>
+            <w:r/>
+            <w:r>
+              <w:rPr>
+                <w:sz w:val="18"/>
+              </w:rPr>
+              <w:t>Analyst PT Exists</w:t>
+            </w:r>
+          </w:p>
+        </w:tc>
+        <w:tc>
+          <w:tcPr>
+            <w:tcW w:type="dxa" w:w="1008"/>
+            <w:shd w:val="clear" w:color="auto" w:fill="F5F8FB"/>
+          </w:tcPr>
+          <w:p>
+            <w:r/>
+            <w:r>
+              <w:rPr>
+                <w:sz w:val="18"/>
+              </w:rPr>
+              <w:t>HEURISTIC</w:t>
+            </w:r>
+          </w:p>
+        </w:tc>
+        <w:tc>
+          <w:tcPr>
+            <w:tcW w:type="dxa" w:w="1008"/>
+            <w:shd w:val="clear" w:color="auto" w:fill="F5F8FB"/>
+          </w:tcPr>
+          <w:p>
+            <w:r/>
+            <w:r>
+              <w:rPr>
+                <w:sz w:val="18"/>
+              </w:rPr>
+              <w:t>~60–80%</w:t>
+            </w:r>
+          </w:p>
+        </w:tc>
+        <w:tc>
+          <w:tcPr>
+            <w:tcW w:type="dxa" w:w="1008"/>
+            <w:shd w:val="clear" w:color="auto" w:fill="F5F8FB"/>
+          </w:tcPr>
+          <w:p>
+            <w:r/>
+            <w:r>
+              <w:rPr>
+                <w:sz w:val="18"/>
+              </w:rPr>
+              <w:t>+4.8 to +6.4</w:t>
+            </w:r>
+          </w:p>
+        </w:tc>
+        <w:tc>
+          <w:tcPr>
+            <w:tcW w:type="dxa" w:w="4896"/>
+            <w:shd w:val="clear" w:color="auto" w:fill="F5F8FB"/>
+          </w:tcPr>
+          <w:p>
+            <w:r/>
+            <w:r>
+              <w:rPr>
+                <w:sz w:val="18"/>
+              </w:rPr>
+              <w:t>Light fundamental confirmation; consensus PT is published.</w:t>
+              <w:br/>
+              <w:t>Mostly a 'is this name covered' filter, not a strong predictive signal. Weighted +8 to keep it light. Useful as a sanity check — names without analyst coverage tend to be illiquid or speculative.</w:t>
+            </w:r>
+          </w:p>
+        </w:tc>
+      </w:tr>
+      <w:tr>
+        <w:tc>
+          <w:tcPr>
+            <w:tcW w:type="dxa" w:w="1872"/>
+          </w:tcPr>
+          <w:p>
+            <w:r/>
+            <w:r>
+              <w:rPr>
+                <w:sz w:val="18"/>
+              </w:rPr>
+              <w:t>GEX Call Flow (55–69%)</w:t>
+            </w:r>
+          </w:p>
+        </w:tc>
+        <w:tc>
+          <w:tcPr>
+            <w:tcW w:type="dxa" w:w="1008"/>
+          </w:tcPr>
+          <w:p>
+            <w:r/>
+            <w:r>
+              <w:rPr>
+                <w:sz w:val="18"/>
+              </w:rPr>
+              <w:t>MODERATE</w:t>
+            </w:r>
+          </w:p>
+        </w:tc>
+        <w:tc>
+          <w:tcPr>
+            <w:tcW w:type="dxa" w:w="1008"/>
+          </w:tcPr>
+          <w:p>
+            <w:r/>
+            <w:r>
+              <w:rPr>
+                <w:sz w:val="18"/>
+              </w:rPr>
+              <w:t>~15–25%</w:t>
+            </w:r>
+          </w:p>
+        </w:tc>
+        <w:tc>
+          <w:tcPr>
+            <w:tcW w:type="dxa" w:w="1008"/>
+          </w:tcPr>
+          <w:p>
+            <w:r/>
+            <w:r>
+              <w:rPr>
+                <w:sz w:val="18"/>
+              </w:rPr>
+              <w:t>+0.6 to +1.0</w:t>
+            </w:r>
+          </w:p>
+        </w:tc>
+        <w:tc>
+          <w:tcPr>
+            <w:tcW w:type="dxa" w:w="4896"/>
+          </w:tcPr>
+          <w:p>
+            <w:r/>
+            <w:r>
+              <w:rPr>
+                <w:sz w:val="18"/>
+              </w:rPr>
+              <w:t>Dealer-positioning literature (SqueezeMetrics, Spotgamma research).</w:t>
+              <w:br/>
+              <w:t>Emerging call-side OI bias — dealers short gamma, pinning effect on the way up. Constructive but not crowded.</w:t>
+            </w:r>
+          </w:p>
+        </w:tc>
+      </w:tr>
+      <w:tr>
+        <w:tc>
+          <w:tcPr>
+            <w:tcW w:type="dxa" w:w="1872"/>
+            <w:shd w:val="clear" w:color="auto" w:fill="F5F8FB"/>
+          </w:tcPr>
+          <w:p>
+            <w:r/>
+            <w:r>
+              <w:rPr>
+                <w:sz w:val="18"/>
+              </w:rPr>
+              <w:t>GEX Call Flow (70–74%)</w:t>
+            </w:r>
+          </w:p>
+        </w:tc>
+        <w:tc>
+          <w:tcPr>
+            <w:tcW w:type="dxa" w:w="1008"/>
+            <w:shd w:val="clear" w:color="auto" w:fill="F5F8FB"/>
+          </w:tcPr>
+          <w:p>
+            <w:r/>
+            <w:r>
+              <w:rPr>
+                <w:sz w:val="18"/>
+              </w:rPr>
+              <w:t>MODERATE</w:t>
+            </w:r>
+          </w:p>
+        </w:tc>
+        <w:tc>
+          <w:tcPr>
+            <w:tcW w:type="dxa" w:w="1008"/>
+            <w:shd w:val="clear" w:color="auto" w:fill="F5F8FB"/>
+          </w:tcPr>
+          <w:p>
+            <w:r/>
+            <w:r>
+              <w:rPr>
+                <w:sz w:val="18"/>
+              </w:rPr>
+              <w:t>~5–10%</w:t>
+            </w:r>
+          </w:p>
+        </w:tc>
+        <w:tc>
+          <w:tcPr>
+            <w:tcW w:type="dxa" w:w="1008"/>
+            <w:shd w:val="clear" w:color="auto" w:fill="F5F8FB"/>
+          </w:tcPr>
+          <w:p>
+            <w:r/>
+            <w:r>
+              <w:rPr>
+                <w:sz w:val="18"/>
+              </w:rPr>
+              <w:t>+0.3 to +0.6</w:t>
+            </w:r>
+          </w:p>
+        </w:tc>
+        <w:tc>
+          <w:tcPr>
+            <w:tcW w:type="dxa" w:w="4896"/>
+            <w:shd w:val="clear" w:color="auto" w:fill="F5F8FB"/>
+          </w:tcPr>
+          <w:p>
+            <w:r/>
+            <w:r>
+              <w:rPr>
+                <w:sz w:val="18"/>
+              </w:rPr>
+              <w:t>Dealer-positioning literature — strong-but-not-crowded zone.</w:t>
+              <w:br/>
+              <w:t>Sweet spot for long-call setups. Most aggressive dealer-hedging zone without yet tipping into mean-reversion territory.</w:t>
+            </w:r>
+          </w:p>
+        </w:tc>
+      </w:tr>
+      <w:tr>
+        <w:tc>
+          <w:tcPr>
+            <w:tcW w:type="dxa" w:w="1872"/>
+          </w:tcPr>
+          <w:p>
+            <w:r/>
+            <w:r>
+              <w:rPr>
+                <w:sz w:val="18"/>
+              </w:rPr>
+              <w:t>GEX Call Flow (≥75%)</w:t>
+            </w:r>
+          </w:p>
+        </w:tc>
+        <w:tc>
+          <w:tcPr>
+            <w:tcW w:type="dxa" w:w="1008"/>
+          </w:tcPr>
+          <w:p>
+            <w:r/>
+            <w:r>
+              <w:rPr>
+                <w:sz w:val="18"/>
+              </w:rPr>
+              <w:t>MODERATE</w:t>
+            </w:r>
+          </w:p>
+        </w:tc>
+        <w:tc>
+          <w:tcPr>
+            <w:tcW w:type="dxa" w:w="1008"/>
+          </w:tcPr>
+          <w:p>
+            <w:r/>
+            <w:r>
+              <w:rPr>
+                <w:sz w:val="18"/>
+              </w:rPr>
+              <w:t>~3–7%</w:t>
+            </w:r>
+          </w:p>
+        </w:tc>
+        <w:tc>
+          <w:tcPr>
+            <w:tcW w:type="dxa" w:w="1008"/>
+          </w:tcPr>
+          <w:p>
+            <w:r/>
+            <w:r>
+              <w:rPr>
+                <w:sz w:val="18"/>
+              </w:rPr>
+              <w:t>−0.2 to −0.4</w:t>
+            </w:r>
+          </w:p>
+        </w:tc>
+        <w:tc>
+          <w:tcPr>
+            <w:tcW w:type="dxa" w:w="4896"/>
+          </w:tcPr>
+          <w:p>
+            <w:r/>
+            <w:r>
+              <w:rPr>
+                <w:sz w:val="18"/>
+              </w:rPr>
+              <w:t>Council finding — extreme positioning reliably mean-reverts on 1-week.</w:t>
+              <w:br/>
+              <w:t>PENALTY tier. Above 75% call-OI is crowded; dealers pin or fade. Tested in council 2026-04-29 backtest as a reliable contrarian signal.</w:t>
+            </w:r>
+          </w:p>
+        </w:tc>
+      </w:tr>
+      <w:tr>
+        <w:tc>
+          <w:tcPr>
+            <w:tcW w:type="dxa" w:w="1872"/>
+            <w:shd w:val="clear" w:color="auto" w:fill="F5F8FB"/>
+          </w:tcPr>
+          <w:p>
+            <w:r/>
+            <w:r>
+              <w:rPr>
+                <w:sz w:val="18"/>
+              </w:rPr>
+              <w:t>MFI(14) &gt; 50</w:t>
+            </w:r>
+          </w:p>
+        </w:tc>
+        <w:tc>
+          <w:tcPr>
+            <w:tcW w:type="dxa" w:w="1008"/>
+            <w:shd w:val="clear" w:color="auto" w:fill="F5F8FB"/>
+          </w:tcPr>
+          <w:p>
+            <w:r/>
+            <w:r>
+              <w:rPr>
+                <w:sz w:val="18"/>
+              </w:rPr>
+              <w:t>MODERATE</w:t>
+            </w:r>
+          </w:p>
+        </w:tc>
+        <w:tc>
+          <w:tcPr>
+            <w:tcW w:type="dxa" w:w="1008"/>
+            <w:shd w:val="clear" w:color="auto" w:fill="F5F8FB"/>
+          </w:tcPr>
+          <w:p>
+            <w:r/>
+            <w:r>
+              <w:rPr>
+                <w:sz w:val="18"/>
+              </w:rPr>
+              <w:t>~35–50%</w:t>
+            </w:r>
+          </w:p>
+        </w:tc>
+        <w:tc>
+          <w:tcPr>
+            <w:tcW w:type="dxa" w:w="1008"/>
+            <w:shd w:val="clear" w:color="auto" w:fill="F5F8FB"/>
+          </w:tcPr>
+          <w:p>
+            <w:r/>
+            <w:r>
+              <w:rPr>
+                <w:sz w:val="18"/>
+              </w:rPr>
+              <w:t>+3.5 to +5.0</w:t>
+            </w:r>
+          </w:p>
+        </w:tc>
+        <w:tc>
+          <w:tcPr>
+            <w:tcW w:type="dxa" w:w="4896"/>
+            <w:shd w:val="clear" w:color="auto" w:fill="F5F8FB"/>
+          </w:tcPr>
+          <w:p>
+            <w:r/>
+            <w:r>
+              <w:rPr>
+                <w:sz w:val="18"/>
+              </w:rPr>
+              <w:t>Quong-Soudack 1989 — Money Flow Index; volume-weighted RSI analog.</w:t>
+              <w:br/>
+              <w:t>Volume-confirmed momentum. Standard 14-period; threshold 50 mirrors RSI mid-line logic. Bumped from 7-period after Connors research showed shorter periods are mostly noise.</w:t>
+            </w:r>
+          </w:p>
+        </w:tc>
+      </w:tr>
+      <w:tr>
+        <w:tc>
+          <w:tcPr>
+            <w:tcW w:type="dxa" w:w="1872"/>
+          </w:tcPr>
+          <w:p>
+            <w:r/>
+            <w:r>
+              <w:rPr>
+                <w:sz w:val="18"/>
+              </w:rPr>
+              <w:t>CMO(9) &gt; 50</w:t>
+            </w:r>
+          </w:p>
+        </w:tc>
+        <w:tc>
+          <w:tcPr>
+            <w:tcW w:type="dxa" w:w="1008"/>
+          </w:tcPr>
+          <w:p>
+            <w:r/>
+            <w:r>
+              <w:rPr>
+                <w:sz w:val="18"/>
+              </w:rPr>
+              <w:t>MODERATE</w:t>
+            </w:r>
+          </w:p>
+        </w:tc>
+        <w:tc>
+          <w:tcPr>
+            <w:tcW w:type="dxa" w:w="1008"/>
+          </w:tcPr>
+          <w:p>
+            <w:r/>
+            <w:r>
+              <w:rPr>
+                <w:sz w:val="18"/>
+              </w:rPr>
+              <w:t>~18–28%</w:t>
+            </w:r>
+          </w:p>
+        </w:tc>
+        <w:tc>
+          <w:tcPr>
+            <w:tcW w:type="dxa" w:w="1008"/>
+          </w:tcPr>
+          <w:p>
+            <w:r/>
+            <w:r>
+              <w:rPr>
+                <w:sz w:val="18"/>
+              </w:rPr>
+              <w:t>+1.3 to +2.0</w:t>
+            </w:r>
+          </w:p>
+        </w:tc>
+        <w:tc>
+          <w:tcPr>
+            <w:tcW w:type="dxa" w:w="4896"/>
+          </w:tcPr>
+          <w:p>
+            <w:r/>
+            <w:r>
+              <w:rPr>
+                <w:sz w:val="18"/>
+              </w:rPr>
+              <w:t>Chande 1993 — Chande Momentum Oscillator at Chande's documented threshold.</w:t>
+              <w:br/>
+              <w:t>Stricter than MFI — fewer hits but each pass is a stronger signal. Chande's original 1993 paper documented the &gt;50 threshold; later literature uses zero-line cross which is too permissive.</w:t>
+            </w:r>
+          </w:p>
+        </w:tc>
+      </w:tr>
+      <w:tr>
+        <w:tc>
+          <w:tcPr>
+            <w:tcW w:type="dxa" w:w="1872"/>
+            <w:shd w:val="clear" w:color="auto" w:fill="F5F8FB"/>
+          </w:tcPr>
+          <w:p>
+            <w:r/>
+            <w:r>
+              <w:rPr>
+                <w:sz w:val="18"/>
+              </w:rPr>
+              <w:t>Minervini Trend Template</w:t>
+            </w:r>
+          </w:p>
+        </w:tc>
+        <w:tc>
+          <w:tcPr>
+            <w:tcW w:type="dxa" w:w="1008"/>
+            <w:shd w:val="clear" w:color="auto" w:fill="F5F8FB"/>
+          </w:tcPr>
+          <w:p>
+            <w:r/>
+            <w:r>
+              <w:rPr>
+                <w:sz w:val="18"/>
+              </w:rPr>
+              <w:t>STRONG</w:t>
+            </w:r>
+          </w:p>
+        </w:tc>
+        <w:tc>
+          <w:tcPr>
+            <w:tcW w:type="dxa" w:w="1008"/>
+            <w:shd w:val="clear" w:color="auto" w:fill="F5F8FB"/>
+          </w:tcPr>
+          <w:p>
+            <w:r/>
+            <w:r>
+              <w:rPr>
+                <w:sz w:val="18"/>
+              </w:rPr>
+              <w:t>~5–12%</w:t>
+            </w:r>
+          </w:p>
+        </w:tc>
+        <w:tc>
+          <w:tcPr>
+            <w:tcW w:type="dxa" w:w="1008"/>
+            <w:shd w:val="clear" w:color="auto" w:fill="F5F8FB"/>
+          </w:tcPr>
+          <w:p>
+            <w:r/>
+            <w:r>
+              <w:rPr>
+                <w:sz w:val="18"/>
+              </w:rPr>
+              <w:t>+0.8 to +1.8</w:t>
+            </w:r>
+          </w:p>
+        </w:tc>
+        <w:tc>
+          <w:tcPr>
+            <w:tcW w:type="dxa" w:w="4896"/>
+            <w:shd w:val="clear" w:color="auto" w:fill="F5F8FB"/>
+          </w:tcPr>
+          <w:p>
+            <w:r/>
+            <w:r>
+              <w:rPr>
+                <w:sz w:val="18"/>
+              </w:rPr>
+              <w:t>Minervini 'Trade Like a Stock Market Wizard' (2013) — SEPA Stage 2.</w:t>
+              <w:br/>
+              <w:t>Six computable criteria. Strict (~5–12% pass rate) but each pass confirms Stage 2 trend. Strong out-of-sample evidence in Minervini's verified trading records and IBD-style methodology.</w:t>
+            </w:r>
+          </w:p>
+        </w:tc>
+      </w:tr>
+      <w:tr>
+        <w:tc>
+          <w:tcPr>
+            <w:tcW w:type="dxa" w:w="1872"/>
+          </w:tcPr>
+          <w:p>
+            <w:r/>
+            <w:r>
+              <w:rPr>
+                <w:sz w:val="18"/>
+              </w:rPr>
+              <w:t>Pocket Pivot</w:t>
+            </w:r>
+          </w:p>
+        </w:tc>
+        <w:tc>
+          <w:tcPr>
+            <w:tcW w:type="dxa" w:w="1008"/>
+          </w:tcPr>
+          <w:p>
+            <w:r/>
+            <w:r>
+              <w:rPr>
+                <w:sz w:val="18"/>
+              </w:rPr>
+              <w:t>STRONG</w:t>
+            </w:r>
+          </w:p>
+        </w:tc>
+        <w:tc>
+          <w:tcPr>
+            <w:tcW w:type="dxa" w:w="1008"/>
+          </w:tcPr>
+          <w:p>
+            <w:r/>
+            <w:r>
+              <w:rPr>
+                <w:sz w:val="18"/>
+              </w:rPr>
+              <w:t>~3–8%</w:t>
+            </w:r>
+          </w:p>
+        </w:tc>
+        <w:tc>
+          <w:tcPr>
+            <w:tcW w:type="dxa" w:w="1008"/>
+          </w:tcPr>
+          <w:p>
+            <w:r/>
+            <w:r>
+              <w:rPr>
+                <w:sz w:val="18"/>
+              </w:rPr>
+              <w:t>+0.5 to +1.2</w:t>
+            </w:r>
+          </w:p>
+        </w:tc>
+        <w:tc>
+          <w:tcPr>
+            <w:tcW w:type="dxa" w:w="4896"/>
+          </w:tcPr>
+          <w:p>
+            <w:r/>
+            <w:r>
+              <w:rPr>
+                <w:sz w:val="18"/>
+              </w:rPr>
+              <w:t>O'Neil / Morales-Kacher 'How to Trade in Stocks' (2010).</w:t>
+              <w:br/>
+              <w:t>Institutional-accumulation flag — today's volume beats the largest down-day volume of prior 10. Designed to catch buying BEFORE the obvious breakout. Documented edge in O'Neil/Morales backtests.</w:t>
+            </w:r>
+          </w:p>
+        </w:tc>
+      </w:tr>
+      <w:tr>
+        <w:tc>
+          <w:tcPr>
+            <w:tcW w:type="dxa" w:w="1872"/>
+            <w:shd w:val="clear" w:color="auto" w:fill="F5F8FB"/>
+          </w:tcPr>
+          <w:p>
+            <w:r/>
+            <w:r>
+              <w:rPr>
+                <w:sz w:val="18"/>
+              </w:rPr>
+              <w:t>U/D Volume Ratio (50d)</w:t>
+            </w:r>
+          </w:p>
+        </w:tc>
+        <w:tc>
+          <w:tcPr>
+            <w:tcW w:type="dxa" w:w="1008"/>
+            <w:shd w:val="clear" w:color="auto" w:fill="F5F8FB"/>
+          </w:tcPr>
+          <w:p>
+            <w:r/>
+            <w:r>
+              <w:rPr>
+                <w:sz w:val="18"/>
+              </w:rPr>
+              <w:t>STRONG</w:t>
+            </w:r>
+          </w:p>
+        </w:tc>
+        <w:tc>
+          <w:tcPr>
+            <w:tcW w:type="dxa" w:w="1008"/>
+            <w:shd w:val="clear" w:color="auto" w:fill="F5F8FB"/>
+          </w:tcPr>
+          <w:p>
+            <w:r/>
+            <w:r>
+              <w:rPr>
+                <w:sz w:val="18"/>
+              </w:rPr>
+              <w:t>tiered ~30–50%</w:t>
+            </w:r>
+          </w:p>
+        </w:tc>
+        <w:tc>
+          <w:tcPr>
+            <w:tcW w:type="dxa" w:w="1008"/>
+            <w:shd w:val="clear" w:color="auto" w:fill="F5F8FB"/>
+          </w:tcPr>
+          <w:p>
+            <w:r/>
+            <w:r>
+              <w:rPr>
+                <w:sz w:val="18"/>
+              </w:rPr>
+              <w:t>+1.2 to +6.0</w:t>
+            </w:r>
+          </w:p>
+        </w:tc>
+        <w:tc>
+          <w:tcPr>
+            <w:tcW w:type="dxa" w:w="4896"/>
+            <w:shd w:val="clear" w:color="auto" w:fill="F5F8FB"/>
+          </w:tcPr>
+          <w:p>
+            <w:r/>
+            <w:r>
+              <w:rPr>
+                <w:sz w:val="18"/>
+              </w:rPr>
+              <w:t>O'Neil 'How to Make Money in Stocks' (1988) — IBD methodology.</w:t>
+              <w:br/>
+              <w:t>Sum of up-day volume vs. down-day volume over 50d. Replicated across decades by IBD; ≥1.5 indicates accumulation. Tiered weight rewards stronger accumulation: +4 / +8 / +12 for 1.25 / 1.5 / 2.0+ ratios.</w:t>
+            </w:r>
+          </w:p>
+        </w:tc>
+      </w:tr>
+      <w:tr>
+        <w:tc>
+          <w:tcPr>
+            <w:tcW w:type="dxa" w:w="1872"/>
+          </w:tcPr>
+          <w:p>
+            <w:r/>
+            <w:r>
+              <w:rPr>
+                <w:sz w:val="18"/>
+              </w:rPr>
+              <w:t>VCP — ATR Contraction</w:t>
+            </w:r>
+          </w:p>
+        </w:tc>
+        <w:tc>
+          <w:tcPr>
+            <w:tcW w:type="dxa" w:w="1008"/>
+          </w:tcPr>
+          <w:p>
+            <w:r/>
+            <w:r>
+              <w:rPr>
+                <w:sz w:val="18"/>
+              </w:rPr>
+              <w:t>STRONG</w:t>
+            </w:r>
+          </w:p>
+        </w:tc>
+        <w:tc>
+          <w:tcPr>
+            <w:tcW w:type="dxa" w:w="1008"/>
+          </w:tcPr>
+          <w:p>
+            <w:r/>
+            <w:r>
+              <w:rPr>
+                <w:sz w:val="18"/>
+              </w:rPr>
+              <w:t>~5–10%</w:t>
+            </w:r>
+          </w:p>
+        </w:tc>
+        <w:tc>
+          <w:tcPr>
+            <w:tcW w:type="dxa" w:w="1008"/>
+          </w:tcPr>
+          <w:p>
+            <w:r/>
+            <w:r>
+              <w:rPr>
+                <w:sz w:val="18"/>
+              </w:rPr>
+              <w:t>+0.6 to +1.2</w:t>
+            </w:r>
+          </w:p>
+        </w:tc>
+        <w:tc>
+          <w:tcPr>
+            <w:tcW w:type="dxa" w:w="4896"/>
+          </w:tcPr>
+          <w:p>
+            <w:r/>
+            <w:r>
+              <w:rPr>
+                <w:sz w:val="18"/>
+              </w:rPr>
+              <w:t>Minervini 2013 — Volatility Contraction Pattern (Stage 2 precursor).</w:t>
+              <w:br/>
+              <w:t>ATR(14) today / ATR(14) 30d ago &lt; 0.70 indicates supply contraction before a breakout. Strict by design — rare but high-conviction.</w:t>
+            </w:r>
+          </w:p>
+        </w:tc>
+      </w:tr>
+      <w:tr>
+        <w:tc>
+          <w:tcPr>
+            <w:tcW w:type="dxa" w:w="1872"/>
+            <w:shd w:val="clear" w:color="auto" w:fill="F5F8FB"/>
+          </w:tcPr>
+          <w:p>
+            <w:r/>
+            <w:r>
+              <w:rPr>
+                <w:sz w:val="18"/>
+              </w:rPr>
+              <w:t>BBW Squeeze (&lt;p20 of 120d)</w:t>
+            </w:r>
+          </w:p>
+        </w:tc>
+        <w:tc>
+          <w:tcPr>
+            <w:tcW w:type="dxa" w:w="1008"/>
+            <w:shd w:val="clear" w:color="auto" w:fill="F5F8FB"/>
+          </w:tcPr>
+          <w:p>
+            <w:r/>
+            <w:r>
+              <w:rPr>
+                <w:sz w:val="18"/>
+              </w:rPr>
+              <w:t>MODERATE</w:t>
+            </w:r>
+          </w:p>
+        </w:tc>
+        <w:tc>
+          <w:tcPr>
+            <w:tcW w:type="dxa" w:w="1008"/>
+            <w:shd w:val="clear" w:color="auto" w:fill="F5F8FB"/>
+          </w:tcPr>
+          <w:p>
+            <w:r/>
+            <w:r>
+              <w:rPr>
+                <w:sz w:val="18"/>
+              </w:rPr>
+              <w:t>~20%</w:t>
+            </w:r>
+          </w:p>
+        </w:tc>
+        <w:tc>
+          <w:tcPr>
+            <w:tcW w:type="dxa" w:w="1008"/>
+            <w:shd w:val="clear" w:color="auto" w:fill="F5F8FB"/>
+          </w:tcPr>
+          <w:p>
+            <w:r/>
+            <w:r>
+              <w:rPr>
+                <w:sz w:val="18"/>
+              </w:rPr>
+              <w:t>+2.0</w:t>
+            </w:r>
+          </w:p>
+        </w:tc>
+        <w:tc>
+          <w:tcPr>
+            <w:tcW w:type="dxa" w:w="4896"/>
+            <w:shd w:val="clear" w:color="auto" w:fill="F5F8FB"/>
+          </w:tcPr>
+          <w:p>
+            <w:r/>
+            <w:r>
+              <w:rPr>
+                <w:sz w:val="18"/>
+              </w:rPr>
+              <w:t>Bollinger 1980s — Bollinger Bandwidth compression precedes expansion.</w:t>
+              <w:br/>
+              <w:t>By construction this fires for the bottom-20% of trailing 120 days, so hit rate ≈ 20%. The 'precedes expansion' edge is modest; weight +10 reflects that it's a regime indicator, not a directional one.</w:t>
+            </w:r>
+          </w:p>
+        </w:tc>
+      </w:tr>
+      <w:tr>
+        <w:tc>
+          <w:tcPr>
+            <w:tcW w:type="dxa" w:w="1872"/>
+          </w:tcPr>
+          <w:p>
+            <w:r/>
+            <w:r>
+              <w:rPr>
+                <w:sz w:val="18"/>
+              </w:rPr>
+              <w:t>20d Donchian Breakout + Vol</w:t>
+            </w:r>
+          </w:p>
+        </w:tc>
+        <w:tc>
+          <w:tcPr>
+            <w:tcW w:type="dxa" w:w="1008"/>
+          </w:tcPr>
+          <w:p>
+            <w:r/>
+            <w:r>
+              <w:rPr>
+                <w:sz w:val="18"/>
+              </w:rPr>
+              <w:t>STRONG</w:t>
+            </w:r>
+          </w:p>
+        </w:tc>
+        <w:tc>
+          <w:tcPr>
+            <w:tcW w:type="dxa" w:w="1008"/>
+          </w:tcPr>
+          <w:p>
+            <w:r/>
+            <w:r>
+              <w:rPr>
+                <w:sz w:val="18"/>
+              </w:rPr>
+              <w:t>~3–8%</w:t>
+            </w:r>
+          </w:p>
+        </w:tc>
+        <w:tc>
+          <w:tcPr>
+            <w:tcW w:type="dxa" w:w="1008"/>
+          </w:tcPr>
+          <w:p>
+            <w:r/>
+            <w:r>
+              <w:rPr>
+                <w:sz w:val="18"/>
+              </w:rPr>
+              <w:t>+0.4 to +1.0</w:t>
+            </w:r>
+          </w:p>
+        </w:tc>
+        <w:tc>
+          <w:tcPr>
+            <w:tcW w:type="dxa" w:w="4896"/>
+          </w:tcPr>
+          <w:p>
+            <w:r/>
+            <w:r>
+              <w:rPr>
+                <w:sz w:val="18"/>
+              </w:rPr>
+              <w:t>Dennis-Eckhardt 1983-88 — Turtle Traders methodology.</w:t>
+              <w:br/>
+              <w:t>Close above 20-day high with 1.5×+ volume. Best-documented systematic trend-following edge in equity literature. Strict — fires rarely but each pass is a high-confidence breakout.</w:t>
+            </w:r>
+          </w:p>
+        </w:tc>
+      </w:tr>
+      <w:tr>
+        <w:tc>
+          <w:tcPr>
+            <w:tcW w:type="dxa" w:w="1872"/>
+            <w:shd w:val="clear" w:color="auto" w:fill="F5F8FB"/>
+          </w:tcPr>
+          <w:p>
+            <w:r/>
+            <w:r>
+              <w:rPr>
+                <w:sz w:val="18"/>
+              </w:rPr>
+              <w:t>JT 12-1 Momentum</w:t>
+            </w:r>
+          </w:p>
+        </w:tc>
+        <w:tc>
+          <w:tcPr>
+            <w:tcW w:type="dxa" w:w="1008"/>
+            <w:shd w:val="clear" w:color="auto" w:fill="F5F8FB"/>
+          </w:tcPr>
+          <w:p>
+            <w:r/>
+            <w:r>
+              <w:rPr>
+                <w:sz w:val="18"/>
+              </w:rPr>
+              <w:t>STRONG</w:t>
+            </w:r>
+          </w:p>
+        </w:tc>
+        <w:tc>
+          <w:tcPr>
+            <w:tcW w:type="dxa" w:w="1008"/>
+            <w:shd w:val="clear" w:color="auto" w:fill="F5F8FB"/>
+          </w:tcPr>
+          <w:p>
+            <w:r/>
+            <w:r>
+              <w:rPr>
+                <w:sz w:val="18"/>
+              </w:rPr>
+              <w:t>~10–20%</w:t>
+            </w:r>
+          </w:p>
+        </w:tc>
+        <w:tc>
+          <w:tcPr>
+            <w:tcW w:type="dxa" w:w="1008"/>
+            <w:shd w:val="clear" w:color="auto" w:fill="F5F8FB"/>
+          </w:tcPr>
+          <w:p>
+            <w:r/>
+            <w:r>
+              <w:rPr>
+                <w:sz w:val="18"/>
+              </w:rPr>
+              <w:t>+2.0 to +4.0</w:t>
+            </w:r>
+          </w:p>
+        </w:tc>
+        <w:tc>
+          <w:tcPr>
+            <w:tcW w:type="dxa" w:w="4896"/>
+            <w:shd w:val="clear" w:color="auto" w:fill="F5F8FB"/>
+          </w:tcPr>
+          <w:p>
+            <w:r/>
+            <w:r>
+              <w:rPr>
+                <w:sz w:val="18"/>
+              </w:rPr>
+              <w:t>Jegadeesh-Titman 1993; Asness-Moskowitz-Pedersen 2013.</w:t>
+              <w:br/>
+              <w:t>Strongest replicated factor in equity markets. Return from t-252 to t-21 (12 months, skip last month). +25% threshold approximates the top quintile of S&amp;P 500 momentum. Highest single-rule weight (+20).</w:t>
+            </w:r>
+          </w:p>
+        </w:tc>
+      </w:tr>
+      <w:tr>
+        <w:tc>
+          <w:tcPr>
+            <w:tcW w:type="dxa" w:w="1872"/>
+          </w:tcPr>
+          <w:p>
+            <w:r/>
+            <w:r>
+              <w:rPr>
+                <w:sz w:val="18"/>
+              </w:rPr>
+              <w:t>Strong Sector</w:t>
+            </w:r>
+          </w:p>
+        </w:tc>
+        <w:tc>
+          <w:tcPr>
+            <w:tcW w:type="dxa" w:w="1008"/>
+          </w:tcPr>
+          <w:p>
+            <w:r/>
+            <w:r>
+              <w:rPr>
+                <w:sz w:val="18"/>
+              </w:rPr>
+              <w:t>MODERATE</w:t>
+            </w:r>
+          </w:p>
+        </w:tc>
+        <w:tc>
+          <w:tcPr>
+            <w:tcW w:type="dxa" w:w="1008"/>
+          </w:tcPr>
+          <w:p>
+            <w:r/>
+            <w:r>
+              <w:rPr>
+                <w:sz w:val="18"/>
+              </w:rPr>
+              <w:t>~25% each tail</w:t>
+            </w:r>
+          </w:p>
+        </w:tc>
+        <w:tc>
+          <w:tcPr>
+            <w:tcW w:type="dxa" w:w="1008"/>
+          </w:tcPr>
+          <w:p>
+            <w:r/>
+            <w:r>
+              <w:rPr>
+                <w:sz w:val="18"/>
+              </w:rPr>
+              <w:t>+2.0 / −2.0</w:t>
+            </w:r>
+          </w:p>
+        </w:tc>
+        <w:tc>
+          <w:tcPr>
+            <w:tcW w:type="dxa" w:w="4896"/>
+          </w:tcPr>
+          <w:p>
+            <w:r/>
+            <w:r>
+              <w:rPr>
+                <w:sz w:val="18"/>
+              </w:rPr>
+              <w:t>Sector rotation literature; daily + intraday theme RS overlay.</w:t>
+              <w:br/>
+              <w:t>Top-quartile theme = +8, bottom-quartile = −8. Long-calls strategy depends on sector tailwind more than market-neutral strategies do, which is why this was bumped ±5 → ±8.</w:t>
+            </w:r>
+          </w:p>
+        </w:tc>
+      </w:tr>
+      <w:tr>
+        <w:tc>
+          <w:tcPr>
+            <w:tcW w:type="dxa" w:w="1872"/>
+            <w:shd w:val="clear" w:color="auto" w:fill="F5F8FB"/>
+          </w:tcPr>
+          <w:p>
+            <w:r/>
+            <w:r>
+              <w:rPr>
+                <w:sz w:val="18"/>
+              </w:rPr>
+              <w:t>Broken Trend (penalty)</w:t>
+            </w:r>
+          </w:p>
+        </w:tc>
+        <w:tc>
+          <w:tcPr>
+            <w:tcW w:type="dxa" w:w="1008"/>
+            <w:shd w:val="clear" w:color="auto" w:fill="F5F8FB"/>
+          </w:tcPr>
+          <w:p>
+            <w:r/>
+            <w:r>
+              <w:rPr>
+                <w:sz w:val="18"/>
+              </w:rPr>
+              <w:t>MODERATE</w:t>
+            </w:r>
+          </w:p>
+        </w:tc>
+        <w:tc>
+          <w:tcPr>
+            <w:tcW w:type="dxa" w:w="1008"/>
+            <w:shd w:val="clear" w:color="auto" w:fill="F5F8FB"/>
+          </w:tcPr>
+          <w:p>
+            <w:r/>
+            <w:r>
+              <w:rPr>
+                <w:sz w:val="18"/>
+              </w:rPr>
+              <w:t>~30–40%</w:t>
+            </w:r>
+          </w:p>
+        </w:tc>
+        <w:tc>
+          <w:tcPr>
+            <w:tcW w:type="dxa" w:w="1008"/>
+            <w:shd w:val="clear" w:color="auto" w:fill="F5F8FB"/>
+          </w:tcPr>
+          <w:p>
+            <w:r/>
+            <w:r>
+              <w:rPr>
+                <w:sz w:val="18"/>
+              </w:rPr>
+              <w:t>−1.5 to −2.0</w:t>
+            </w:r>
+          </w:p>
+        </w:tc>
+        <w:tc>
+          <w:tcPr>
+            <w:tcW w:type="dxa" w:w="4896"/>
+            <w:shd w:val="clear" w:color="auto" w:fill="F5F8FB"/>
+          </w:tcPr>
+          <w:p>
+            <w:r/>
+            <w:r>
+              <w:rPr>
+                <w:sz w:val="18"/>
+              </w:rPr>
+              <w:t>Trend-following literature; medium-term trend break flag.</w:t>
+              <w:br/>
+              <w:t>Price below EMA50 = calls fight gravity. Penalty only (no positive credit — already implicit in other trend rules). −5 weight is light to avoid double-counting the trend signal.</w:t>
+            </w:r>
+          </w:p>
+        </w:tc>
+      </w:tr>
+    </w:tbl>
+    <w:p>
+      <w:r>
+        <w:rPr>
+          <w:b/>
+          <w:color w:val="0B4A7A"/>
+          <w:sz w:val="24"/>
+        </w:rPr>
+        <w:t>Strategy-level efficacy</w:t>
+      </w:r>
+    </w:p>
+    <w:p>
+      <w:r>
+        <w:t>Each preset is a curated combination of the rules above. The efficacy of a preset depends on which underlying rules dominate its must-pass stack — presets gated by STRONG-tier rules inherit those rules' evidence base.</w:t>
+      </w:r>
+    </w:p>
+    <w:p>
+      <w:r>
+        <w:rPr>
+          <w:b/>
+          <w:color w:val="0B4A7A"/>
+          <w:sz w:val="22"/>
+        </w:rPr>
+        <w:t>★ HIGH CONVICTION</w:t>
+      </w:r>
+    </w:p>
+    <w:p>
+      <w:r>
+        <w:rPr>
+          <w:b/>
+        </w:rPr>
+        <w:t xml:space="preserve">IC-driving factors. </w:t>
+      </w:r>
+      <w:r>
+        <w:t>JT 12-1 (highest replicated IC factor in equities), Minervini Trend (Stage 2 trend confirmation), Analyst Revisions ↑ (lead indicator), PROVEN bias, GEX call flow.</w:t>
+      </w:r>
+    </w:p>
+    <w:p>
+      <w:r>
+        <w:rPr>
+          <w:b/>
+        </w:rPr>
+        <w:t xml:space="preserve">Selectivity. </w:t>
+      </w:r>
+      <w:r>
+        <w:t>Highest — typically 0–5 matches per scan.</w:t>
+      </w:r>
+    </w:p>
+    <w:p>
+      <w:r>
+        <w:rPr>
+          <w:b/>
+        </w:rPr>
+        <w:t xml:space="preserve">Expected win rate. </w:t>
+      </w:r>
+      <w:r>
+        <w:t>Unknown empirically (small n=19 backtest); theoretically the highest of any preset given the must-pass stack of three of the strongest factors in the literature. Behavioral risk: small sample → high variance regardless of edge.</w:t>
+      </w:r>
+    </w:p>
+    <w:p>
+      <w:r>
+        <w:rPr>
+          <w:b/>
+        </w:rPr>
+        <w:t xml:space="preserve">Best for. </w:t>
+      </w:r>
+      <w:r>
+        <w:t>Patient-capital swing entries where the user wants maximum signal confluence and is willing to wait for 0-match days.</w:t>
+      </w:r>
+    </w:p>
+    <w:p>
+      <w:r>
+        <w:rPr>
+          <w:b/>
+          <w:color w:val="0B4A7A"/>
+          <w:sz w:val="22"/>
+        </w:rPr>
+        <w:t>▲ BREAKOUT</w:t>
+      </w:r>
+    </w:p>
+    <w:p>
+      <w:r>
+        <w:rPr>
+          <w:b/>
+        </w:rPr>
+        <w:t xml:space="preserve">IC-driving factors. </w:t>
+      </w:r>
+      <w:r>
+        <w:t>20d Donchian (Turtle Traders), VCP — ATR contraction (Minervini), 52-wk high proximity (George-Hwang), RS &gt; SPY, MACD.</w:t>
+      </w:r>
+    </w:p>
+    <w:p>
+      <w:r>
+        <w:rPr>
+          <w:b/>
+        </w:rPr>
+        <w:t xml:space="preserve">Selectivity. </w:t>
+      </w:r>
+      <w:r>
+        <w:t>Medium — typically 5–25 matches per scan.</w:t>
+      </w:r>
+    </w:p>
+    <w:p>
+      <w:r>
+        <w:rPr>
+          <w:b/>
+        </w:rPr>
+        <w:t xml:space="preserve">Expected win rate. </w:t>
+      </w:r>
+      <w:r>
+        <w:t>Donchian breakouts have the longest replicated track record in trend-following systems. Pattern-based; weaker IC than factor-based momentum but cleaner entry timing. Best in trending markets, fails frequently in chop.</w:t>
+      </w:r>
+    </w:p>
+    <w:p>
+      <w:r>
+        <w:rPr>
+          <w:b/>
+        </w:rPr>
+        <w:t xml:space="preserve">Best for. </w:t>
+      </w:r>
+      <w:r>
+        <w:t>Active traders who want chart-level breakout entries with both volatility-contraction confirmation (VCP) and volume-confirmation (Donchian 1.5×) instead of bare price-only signals.</w:t>
+      </w:r>
+    </w:p>
+    <w:p>
+      <w:r>
+        <w:rPr>
+          <w:b/>
+          <w:color w:val="0B4A7A"/>
+          <w:sz w:val="22"/>
+        </w:rPr>
+        <w:t>▶ MOMENTUM</w:t>
+      </w:r>
+    </w:p>
+    <w:p>
+      <w:r>
+        <w:rPr>
+          <w:b/>
+        </w:rPr>
+        <w:t xml:space="preserve">IC-driving factors. </w:t>
+      </w:r>
+      <w:r>
+        <w:t>JT 12-1 (gold-standard cross-sectional momentum), RS &gt; SPY (intermediate momentum), Strong Sector (rotation overlay), MACD + EMA200 (trend confirmation).</w:t>
+      </w:r>
+    </w:p>
+    <w:p>
+      <w:r>
+        <w:rPr>
+          <w:b/>
+        </w:rPr>
+        <w:t xml:space="preserve">Selectivity. </w:t>
+      </w:r>
+      <w:r>
+        <w:t>Medium — typically 5–30 matches per scan.</w:t>
+      </w:r>
+    </w:p>
+    <w:p>
+      <w:r>
+        <w:rPr>
+          <w:b/>
+        </w:rPr>
+        <w:t xml:space="preserve">Expected win rate. </w:t>
+      </w:r>
+      <w:r>
+        <w:t>Gold-standard preset by IC. JT 12-1 alone has 30+ years of out-of-sample evidence; layering with sector rotation + trend confirmation should improve risk-adjusted returns vs. pure momentum. Weaker in market regime shifts (early 2008, Q1 2020, 2022 H1).</w:t>
+      </w:r>
+    </w:p>
+    <w:p>
+      <w:r>
+        <w:rPr>
+          <w:b/>
+        </w:rPr>
+        <w:t xml:space="preserve">Best for. </w:t>
+      </w:r>
+      <w:r>
+        <w:t>Trend-followers who want the academic-edge backbone (12-1 momentum) gated by simple trend filters. Sweet spot in persistent uptrends.</w:t>
+      </w:r>
+    </w:p>
+    <w:p>
+      <w:r>
+        <w:rPr>
+          <w:b/>
+          <w:color w:val="0B4A7A"/>
+          <w:sz w:val="22"/>
+        </w:rPr>
+        <w:t>◆ BEST ITM CALLS</w:t>
+      </w:r>
+    </w:p>
+    <w:p>
+      <w:r>
+        <w:rPr>
+          <w:b/>
+        </w:rPr>
+        <w:t xml:space="preserve">IC-driving factors. </w:t>
+      </w:r>
+      <w:r>
+        <w:t>Stacks all three highest-IC rules (JT 12-1, Minervini, Pocket Pivot) + liquidity floors + max option price ceiling.</w:t>
+      </w:r>
+    </w:p>
+    <w:p>
+      <w:r>
+        <w:rPr>
+          <w:b/>
+        </w:rPr>
+        <w:t xml:space="preserve">Selectivity. </w:t>
+      </w:r>
+      <w:r>
+        <w:t>Very high — typically 0–8 matches per scan.</w:t>
+      </w:r>
+    </w:p>
+    <w:p>
+      <w:r>
+        <w:rPr>
+          <w:b/>
+        </w:rPr>
+        <w:t xml:space="preserve">Expected win rate. </w:t>
+      </w:r>
+      <w:r>
+        <w:t>Theoretically highest per-trade win rate given the triple-confirmation stack, but smallest sample size. Designed for the specific tactic of buying deep-ITM (δ 0.70–0.90) calls where you're paying real premium and need maximum signal confluence.</w:t>
+      </w:r>
+    </w:p>
+    <w:p>
+      <w:r>
+        <w:rPr>
+          <w:b/>
+        </w:rPr>
+        <w:t xml:space="preserve">Best for. </w:t>
+      </w:r>
+      <w:r>
+        <w:t>Users who want to deploy a meaningful amount of premium per name and need every signal aligned before doing so. Liquidity floors (≥$5 / ≥1M avg vol) prevent slippage in execution.</w:t>
+      </w:r>
+    </w:p>
+    <w:p>
+      <w:r>
+        <w:rPr>
+          <w:b/>
+          <w:color w:val="0B4A7A"/>
+          <w:sz w:val="22"/>
+        </w:rPr>
+        <w:t>▲ PRE/POST MARKET</w:t>
+      </w:r>
+    </w:p>
+    <w:p>
+      <w:r>
+        <w:rPr>
+          <w:b/>
+        </w:rPr>
+        <w:t xml:space="preserve">IC-driving factors. </w:t>
+      </w:r>
+      <w:r>
+        <w:t>Same factor stack as HIGH CONVICTION but re-sorted by |gap %|.</w:t>
+      </w:r>
+    </w:p>
+    <w:p>
+      <w:r>
+        <w:rPr>
+          <w:b/>
+        </w:rPr>
+        <w:t xml:space="preserve">Selectivity. </w:t>
+      </w:r>
+      <w:r>
+        <w:t>Very high — typically 0–5 matches.</w:t>
+      </w:r>
+    </w:p>
+    <w:p>
+      <w:r>
+        <w:rPr>
+          <w:b/>
+        </w:rPr>
+        <w:t xml:space="preserve">Expected win rate. </w:t>
+      </w:r>
+      <w:r>
+        <w:t>Surfaces gaps that ALSO pass the high-conviction stack — avoiding the well-known 'gap-and-fade' problem where random earnings gaps mean-revert. Limited evidence for extended-hours edge in liquid names; treat as a session-specific overlay rather than a standalone factor.</w:t>
+      </w:r>
+    </w:p>
+    <w:p>
+      <w:r>
+        <w:rPr>
+          <w:b/>
+        </w:rPr>
+        <w:t xml:space="preserve">Best for. </w:t>
+      </w:r>
+      <w:r>
+        <w:t>Trading the pre-market or after-hours session when a vetted name has gapped meaningfully (&gt;2–3%). Avoids the random-gapper trap.</w:t>
+      </w:r>
+    </w:p>
+    <w:p>
+      <w:r>
+        <w:br w:type="page"/>
+      </w:r>
+    </w:p>
+    <w:p>
+      <w:r>
+        <w:rPr>
+          <w:b/>
+          <w:color w:val="0B4A7A"/>
+          <w:sz w:val="30"/>
+        </w:rPr>
+        <w:t>4. GO Decision &amp; Ranking</w:t>
       </w:r>
     </w:p>
     <w:p>
@@ -2703,7 +5404,7 @@
           <w:color w:val="0B4A7A"/>
           <w:sz w:val="30"/>
         </w:rPr>
-        <w:t>4. Strategy Presets</w:t>
+        <w:t>5. Strategy Presets</w:t>
       </w:r>
     </w:p>
     <w:p>
@@ -3626,7 +6327,7 @@
           <w:color w:val="0B4A7A"/>
           <w:sz w:val="30"/>
         </w:rPr>
-        <w:t>5. Calibration History</w:t>
+        <w:t>6. Calibration History</w:t>
       </w:r>
     </w:p>
     <w:p>
@@ -3746,7 +6447,7 @@
           <w:color w:val="0B4A7A"/>
           <w:sz w:val="30"/>
         </w:rPr>
-        <w:t>6. Efficacy &amp; Known Limitations</w:t>
+        <w:t>7. Efficacy &amp; Known Limitations</w:t>
       </w:r>
     </w:p>
     <w:p>
@@ -3814,7 +6515,7 @@
           <w:color w:val="0B4A7A"/>
           <w:sz w:val="30"/>
         </w:rPr>
-        <w:t>7. End-User Playbook</w:t>
+        <w:t>8. End-User Playbook</w:t>
       </w:r>
     </w:p>
     <w:p>
